--- a/Emerging-Technologies-for-the-Circular-Economy/Exercises/E01-Inital-MC-Knowledgetest.docx
+++ b/Emerging-Technologies-for-the-Circular-Economy/Exercises/E01-Inital-MC-Knowledgetest.docx
@@ -59,16 +59,16 @@
                           <wps:cNvSpPr/>
                           <wps:spPr>
                             <a:xfrm>
-                              <a:off x="4862880" y="0"/>
-                              <a:ext cx="522720" cy="11593080"/>
+                              <a:off x="4863600" y="0"/>
+                              <a:ext cx="522000" cy="11593080"/>
                             </a:xfrm>
                             <a:custGeom>
                               <a:avLst/>
                               <a:gdLst>
-                                <a:gd name="textAreaLeft" fmla="*/ 0 w 296280"/>
-                                <a:gd name="textAreaRight" fmla="*/ 298080 w 296280"/>
+                                <a:gd name="textAreaLeft" fmla="*/ 0 w 295920"/>
+                                <a:gd name="textAreaRight" fmla="*/ 298080 w 295920"/>
                                 <a:gd name="textAreaTop" fmla="*/ 0 h 6572520"/>
-                                <a:gd name="textAreaBottom" fmla="*/ 6574320 h 6572520"/>
+                                <a:gd name="textAreaBottom" fmla="*/ 6574680 h 6572520"/>
                               </a:gdLst>
                               <a:ahLst/>
                               <a:cxnLst/>
@@ -180,7 +180,16 @@
           <w:szCs w:val="44"/>
           <w:lang w:val="de-DE" w:eastAsia="de-DE"/>
         </w:rPr>
-        <w:t xml:space="preserve">Exercise – 1 </w:t>
+        <w:t xml:space="preserve">Exercise – </w:t>
+      </w:r>
+      <w:r>
+        <w:rPr>
+          <w:rFonts w:ascii="StoneSansITCStd SemiBold" w:hAnsi="StoneSansITCStd SemiBold"/>
+          <w:sz w:val="44"/>
+          <w:szCs w:val="44"/>
+          <w:lang w:val="de-DE" w:eastAsia="de-DE"/>
+        </w:rPr>
+        <w:t>3</w:t>
       </w:r>
     </w:p>
     <w:p>
@@ -243,7 +252,7 @@
           <w:szCs w:val="22"/>
           <w:lang w:val="de-DE" w:eastAsia="zh-CN" w:bidi="ar-SA"/>
         </w:rPr>
-        <w:t>2</w:t>
+        <w:t>1</w:t>
       </w:r>
       <w:r>
         <w:rPr>
@@ -256,7 +265,7 @@
           <w:szCs w:val="22"/>
           <w:lang w:val="de-DE" w:eastAsia="zh-CN" w:bidi="ar-SA"/>
         </w:rPr>
-        <w:t>7</w:t>
+        <w:t>8</w:t>
       </w:r>
       <w:r>
         <w:rPr>
@@ -264,7 +273,7 @@
           <w:bCs w:val="false"/>
           <w:lang w:val="de-DE"/>
         </w:rPr>
-        <w:t>.04.202</w:t>
+        <w:t>.0</w:t>
       </w:r>
       <w:r>
         <w:rPr>
@@ -273,6 +282,14 @@
           <w:lang w:val="de-DE"/>
         </w:rPr>
         <w:t>6</w:t>
+      </w:r>
+      <w:r>
+        <w:rPr>
+          <w:b w:val="false"/>
+          <w:bCs w:val="false"/>
+          <w:lang w:val="de-DE"/>
+        </w:rPr>
+        <w:t>.2026</w:t>
       </w:r>
     </w:p>
     <w:p>
@@ -303,7 +320,7 @@
           <w:bCs w:val="false"/>
           <w:lang w:val="de-DE"/>
         </w:rPr>
-        <w:t>11</w:t>
+        <w:t>01</w:t>
       </w:r>
       <w:r>
         <w:rPr>
@@ -319,7 +336,7 @@
           <w:bCs w:val="false"/>
           <w:lang w:val="de-DE"/>
         </w:rPr>
-        <w:t>5</w:t>
+        <w:t>7</w:t>
       </w:r>
       <w:r>
         <w:rPr>
@@ -382,15 +399,24 @@
           <w:tab w:val="left" w:pos="567" w:leader="none"/>
         </w:tabs>
         <w:spacing w:lineRule="exact" w:line="340" w:before="0" w:after="120"/>
-        <w:jc w:val="left"/>
+        <w:jc w:val="center"/>
         <w:rPr>
           <w:lang w:val="de-DE" w:eastAsia="de-DE"/>
         </w:rPr>
       </w:pPr>
       <w:r>
         <w:rPr>
+          <w:b/>
+          <w:bCs/>
           <w:lang w:val="de-DE" w:eastAsia="de-DE"/>
         </w:rPr>
+        <w:t>LCA – Part 1 (Goal and Scope Definition + LCI)</w:t>
+      </w:r>
+      <w:r>
+        <w:rPr>
+          <w:lang w:val="de-DE" w:eastAsia="de-DE"/>
+        </w:rPr>
+        <w:tab/>
       </w:r>
     </w:p>
     <w:p>
@@ -412,7 +438,14 @@
           <w:u w:val="single"/>
           <w:lang w:val="de-DE" w:eastAsia="de-DE"/>
         </w:rPr>
-        <w:t>Task 1 – Multiple-Choice Test (Pre-Knowledge)</w:t>
+        <w:t>Task 1</w:t>
+      </w:r>
+      <w:r>
+        <w:rPr>
+          <w:u w:val="single"/>
+          <w:lang w:val="de-DE" w:eastAsia="de-DE"/>
+        </w:rPr>
+        <w:t xml:space="preserve"> </w:t>
       </w:r>
     </w:p>
     <w:p>
@@ -437,7 +470,7 @@
         <w:rPr>
           <w:lang w:val="de-DE" w:eastAsia="de-DE"/>
         </w:rPr>
-        <w:t xml:space="preserve">This multiple-choice quiz tests your prior knowledge of the topics that we will discuss during the course. </w:t>
+        <w:t xml:space="preserve">Attend the LIVE Session after the lecture on 18.06.2026. </w:t>
       </w:r>
     </w:p>
     <w:p>
@@ -462,14 +495,29 @@
         <w:rPr>
           <w:lang w:val="de-DE" w:eastAsia="de-DE"/>
         </w:rPr>
-        <w:t>You should at least answer half the questions correctly. If not, you might lack the vital knowledge to pass the course.</w:t>
+        <w:t xml:space="preserve">Submit the following to </w:t>
+      </w:r>
+      <w:hyperlink r:id="rId4">
+        <w:r>
+          <w:rPr>
+            <w:rStyle w:val="Hyperlink"/>
+            <w:lang w:val="de-DE" w:eastAsia="de-DE"/>
+          </w:rPr>
+          <w:t>cocalc</w:t>
+        </w:r>
+      </w:hyperlink>
+      <w:r>
+        <w:rPr>
+          <w:lang w:val="de-DE" w:eastAsia="de-DE"/>
+        </w:rPr>
+        <w:t>:</w:t>
       </w:r>
     </w:p>
     <w:p>
       <w:pPr>
         <w:pStyle w:val="Normal"/>
         <w:numPr>
-          <w:ilvl w:val="0"/>
+          <w:ilvl w:val="1"/>
           <w:numId w:val="2"/>
         </w:numPr>
         <w:tabs>
@@ -487,14 +535,14 @@
         <w:rPr>
           <w:lang w:val="de-DE" w:eastAsia="de-DE"/>
         </w:rPr>
-        <w:t>The quiz is anonymous – we do not track your answers, how many points you get, etc. It is supposed to give you an understanding of the prior knowledge we expect from course participants.</w:t>
+        <w:t>Goal and scope definition</w:t>
       </w:r>
     </w:p>
     <w:p>
       <w:pPr>
         <w:pStyle w:val="Normal"/>
         <w:numPr>
-          <w:ilvl w:val="0"/>
+          <w:ilvl w:val="1"/>
           <w:numId w:val="2"/>
         </w:numPr>
         <w:tabs>
@@ -512,41 +560,7 @@
         <w:rPr>
           <w:lang w:val="de-DE" w:eastAsia="de-DE"/>
         </w:rPr>
-        <w:t xml:space="preserve">The quiz is available online: </w:t>
-      </w:r>
-      <w:hyperlink r:id="rId4">
-        <w:r>
-          <w:rPr>
-            <w:rStyle w:val="Hyperlink"/>
-            <w:lang w:val="de-DE" w:eastAsia="de-DE"/>
-          </w:rPr>
-          <w:t>Link</w:t>
-        </w:r>
-      </w:hyperlink>
-    </w:p>
-    <w:p>
-      <w:pPr>
-        <w:pStyle w:val="Normal"/>
-        <w:numPr>
-          <w:ilvl w:val="0"/>
-          <w:numId w:val="2"/>
-        </w:numPr>
-        <w:tabs>
-          <w:tab w:val="clear" w:pos="720"/>
-          <w:tab w:val="left" w:pos="567" w:leader="none"/>
-        </w:tabs>
-        <w:spacing w:lineRule="exact" w:line="340" w:before="0" w:after="120"/>
-        <w:ind w:hanging="360" w:left="1440"/>
-        <w:jc w:val="left"/>
-        <w:rPr>
-          <w:lang w:val="de-DE" w:eastAsia="de-DE"/>
-        </w:rPr>
-      </w:pPr>
-      <w:r>
-        <w:rPr>
-          <w:lang w:val="de-DE" w:eastAsia="de-DE"/>
-        </w:rPr>
-        <w:t>You will receive immediate feedback.</w:t>
+        <w:t>Lifecycle Inventory Data</w:t>
       </w:r>
     </w:p>
     <w:p>
@@ -663,7 +677,7 @@
   <w:p>
     <w:pPr>
       <w:pStyle w:val="Footer"/>
-      <w:spacing w:lineRule="auto" w:line="240" w:before="120" w:after="0"/>
+      <w:spacing w:before="120" w:after="0"/>
       <w:rPr/>
     </w:pPr>
     <w:r>
@@ -950,7 +964,7 @@
   <w:p>
     <w:pPr>
       <w:pStyle w:val="Header"/>
-      <w:spacing w:lineRule="auto" w:line="240" w:before="120" w:after="0"/>
+      <w:spacing w:before="120" w:after="0"/>
       <w:rPr/>
     </w:pPr>
     <w:r>
@@ -988,13 +1002,13 @@
           <wp:effectExtent l="0" t="0" r="0" b="0"/>
           <wp:wrapTight wrapText="bothSides">
             <wp:wrapPolygon edited="0">
-              <wp:start x="-12" y="0"/>
-              <wp:lineTo x="-12" y="20759"/>
+              <wp:start x="-16" y="0"/>
+              <wp:lineTo x="-16" y="20759"/>
               <wp:lineTo x="21460" y="20759"/>
               <wp:lineTo x="21460" y="8916"/>
-              <wp:lineTo x="4121" y="8916"/>
-              <wp:lineTo x="4121" y="0"/>
-              <wp:lineTo x="-12" y="0"/>
+              <wp:lineTo x="4117" y="8916"/>
+              <wp:lineTo x="4117" y="0"/>
+              <wp:lineTo x="-16" y="0"/>
             </wp:wrapPolygon>
           </wp:wrapTight>
           <wp:docPr id="4" name="Picture 5"/>
@@ -1061,13 +1075,13 @@
           <wp:effectExtent l="0" t="0" r="0" b="0"/>
           <wp:wrapTight wrapText="bothSides">
             <wp:wrapPolygon edited="0">
-              <wp:start x="-12" y="0"/>
-              <wp:lineTo x="-12" y="21061"/>
+              <wp:start x="-16" y="0"/>
+              <wp:lineTo x="-16" y="21061"/>
               <wp:lineTo x="21486" y="21061"/>
               <wp:lineTo x="21486" y="9334"/>
-              <wp:lineTo x="4121" y="7081"/>
-              <wp:lineTo x="4121" y="0"/>
-              <wp:lineTo x="-12" y="0"/>
+              <wp:lineTo x="4117" y="7081"/>
+              <wp:lineTo x="4117" y="0"/>
+              <wp:lineTo x="-16" y="0"/>
             </wp:wrapPolygon>
           </wp:wrapTight>
           <wp:docPr id="5" name="Picture 469"/>
@@ -2181,19 +2195,19 @@
       <w:szCs w:val="20"/>
     </w:rPr>
   </w:style>
+  <w:style w:type="character" w:styleId="EndnoteCharacters">
+    <w:name w:val="Endnote Characters"/>
+    <w:uiPriority w:val="99"/>
+    <w:semiHidden/>
+    <w:unhideWhenUsed/>
+    <w:qFormat/>
+    <w:rsid w:val="004d5a25"/>
+    <w:rPr>
+      <w:vertAlign w:val="superscript"/>
+    </w:rPr>
+  </w:style>
   <w:style w:type="character" w:styleId="EndnoteCharactersuser">
     <w:name w:val="Endnote Characters (user)"/>
-    <w:uiPriority w:val="99"/>
-    <w:semiHidden/>
-    <w:unhideWhenUsed/>
-    <w:qFormat/>
-    <w:rsid w:val="004d5a25"/>
-    <w:rPr>
-      <w:vertAlign w:val="superscript"/>
-    </w:rPr>
-  </w:style>
-  <w:style w:type="character" w:styleId="EndnoteCharacters">
-    <w:name w:val="Endnote Characters"/>
     <w:qFormat/>
     <w:rPr>
       <w:vertAlign w:val="superscript"/>
@@ -2217,18 +2231,18 @@
       <w:szCs w:val="20"/>
     </w:rPr>
   </w:style>
+  <w:style w:type="character" w:styleId="FootnoteCharacters">
+    <w:name w:val="Footnote Characters"/>
+    <w:uiPriority w:val="99"/>
+    <w:unhideWhenUsed/>
+    <w:qFormat/>
+    <w:rsid w:val="004d5a25"/>
+    <w:rPr>
+      <w:vertAlign w:val="superscript"/>
+    </w:rPr>
+  </w:style>
   <w:style w:type="character" w:styleId="FootnoteCharactersuser">
     <w:name w:val="Footnote Characters (user)"/>
-    <w:uiPriority w:val="99"/>
-    <w:unhideWhenUsed/>
-    <w:qFormat/>
-    <w:rsid w:val="004d5a25"/>
-    <w:rPr>
-      <w:vertAlign w:val="superscript"/>
-    </w:rPr>
-  </w:style>
-  <w:style w:type="character" w:styleId="FootnoteCharacters">
-    <w:name w:val="Footnote Characters"/>
     <w:qFormat/>
     <w:rPr>
       <w:vertAlign w:val="superscript"/>
@@ -2410,8 +2424,8 @@
       <w:lang w:eastAsia="de-DE"/>
     </w:rPr>
   </w:style>
-  <w:style w:type="character" w:styleId="Bulletsuser">
-    <w:name w:val="Bullets (user)"/>
+  <w:style w:type="character" w:styleId="Bullets">
+    <w:name w:val="Bullets"/>
     <w:qFormat/>
     <w:rPr>
       <w:rFonts w:ascii="OpenSymbol" w:hAnsi="OpenSymbol" w:eastAsia="OpenSymbol" w:cs="OpenSymbol"/>
@@ -2972,15 +2986,15 @@
       <w:lang w:eastAsia="de-DE"/>
     </w:rPr>
   </w:style>
+  <w:style w:type="paragraph" w:styleId="FrameContents">
+    <w:name w:val="Frame Contents"/>
+    <w:basedOn w:val="Normal"/>
+    <w:qFormat/>
+    <w:pPr/>
+    <w:rPr/>
+  </w:style>
   <w:style w:type="paragraph" w:styleId="FrameContentsuser">
     <w:name w:val="Frame Contents (user)"/>
-    <w:basedOn w:val="Normal"/>
-    <w:qFormat/>
-    <w:pPr/>
-    <w:rPr/>
-  </w:style>
-  <w:style w:type="paragraph" w:styleId="FrameContents">
-    <w:name w:val="Frame Contents"/>
     <w:basedOn w:val="Normal"/>
     <w:qFormat/>
     <w:pPr/>
